--- a/report/report.docx
+++ b/report/report.docx
@@ -433,7 +433,12 @@
     </w:p>
     <w:p>
       <w:r>
-        <w:t>Ознайомитися з основними принципами організації професійного Python-проєкту, навчитися створювати ізольоване віртуальне середовище розробки (`venv`), формувати структуру проєкту за сучасним принципом `src-layout`, працювати з вкладеними модулями та пакетами Python, описувати залежності та метадані у файлі `pyproject.toml`, використовувати систему контролю версій `Git` для покрокового відстеження змін та оформлювати базову документацію проєкту у файлі `README.md`.</w:t>
+        <w:t>Ознайомитися з основними принципами організації професійного Python-проєкту, навчитися створювати ізольоване середовище розробки, формувати структуру проєкту за принципом src-layout, працювати з модулями та пакетами Python, створювати файл pyproject.toml, використовувати Git для контролю версій та оформлювати базову документацію проєкту.</w:t>
+      </w:r>
+    </w:p>
+    <w:p>
+      <w:r>
+        <w:t>У результаті виконання роботи реалізовано консольну систему керування банківськими рахунками (Варіант 4), яка демонструє розподіл коду на модулі, використання type hints, обробку виняткових ситуацій (exceptions), використання dataclass та інтерактивного інтерфейсу користувача.</w:t>
       </w:r>
     </w:p>
     <w:p>
@@ -446,12 +451,7 @@
         <w:pStyle w:val="Heading2"/>
       </w:pPr>
       <w:r>
-        <w:t>Опис алгоритму та структура проєкту</w:t>
-      </w:r>
-    </w:p>
-    <w:p>
-      <w:r>
-        <w:t>Для реалізації індивідуального **Варіанта 4: «Система банківських рахунків»** було розроблено консольний застосунок із використанням об'єктно-орієнтованого підходу, сучасних конструкцій типізації (`type hints`) та архітектурного шаблону `src-layout`.</w:t>
+        <w:t>Опис алгоритму</w:t>
       </w:r>
     </w:p>
     <w:p>
@@ -464,7 +464,12 @@
     </w:p>
     <w:p>
       <w:r>
-        <w:t>Проєкт організовано відповідно до професійних стандартів розробки на Python:</w:t>
+        <w:t>Проєкт побудовано за стандартом **src-layout**, який запобігає випадковому імпорту локальних модулів під час тестування та збірки, змушуючи розробника встановлювати пакет у віртуальне середовище в editable-режимі.</w:t>
+      </w:r>
+    </w:p>
+    <w:p>
+      <w:r>
+        <w:t>**Структура файлів проєкту:**</w:t>
       </w:r>
     </w:p>
     <w:p>
@@ -479,7 +484,7 @@
     </w:p>
     <w:p>
       <w:r>
-        <w:t>│</w:t>
+        <w:t>├── .gitignore</w:t>
       </w:r>
     </w:p>
     <w:p>
@@ -490,16 +495,6 @@
     <w:p>
       <w:r>
         <w:t>├── README.md</w:t>
-      </w:r>
-    </w:p>
-    <w:p>
-      <w:r>
-        <w:t>├── .gitignore</w:t>
-      </w:r>
-    </w:p>
-    <w:p>
-      <w:r>
-        <w:t>│</w:t>
       </w:r>
     </w:p>
     <w:p>
@@ -539,6 +534,11 @@
     </w:p>
     <w:p>
       <w:r>
+        <w:t>└── tests/</w:t>
+      </w:r>
+    </w:p>
+    <w:p>
+      <w:r>
         <w:t>```</w:t>
       </w:r>
     </w:p>
@@ -547,57 +547,80 @@
         <w:pStyle w:val="Heading3"/>
       </w:pPr>
       <w:r>
-        <w:t>2. Опис створених модулів</w:t>
+        <w:t>2. Опис модулів проєкту</w:t>
       </w:r>
     </w:p>
     <w:p>
       <w:r>
-        <w:t>*   **`models.py`**: Використовує вбудований декоратор `@dataclass` для генерації класу `BankAccount`. Метод `__post_init__` автоматично валідує вхідні параметри на етапі створення об'єкта (забороняє порожні імена, відсутні номери та від'ємний початковий баланс).</w:t>
+        <w:t>*   **`src/bank_system/__init__.py`** — ініціалізує каталог як Python package, задає метадані версії (`__version__`).</w:t>
       </w:r>
     </w:p>
     <w:p>
       <w:r>
-        <w:t>*   **`exceptions.py`**: Містить ієрархію власних класів винятків (`BankSystemError`, `InsufficientFundsError`, `NegativeAmountError`), що дозволяє гнучко перехоплювати помилки бізнес-логіки та відмежовувати їх від системних збоїв.</w:t>
+        <w:t>*   **`src/bank_system/exceptions.py`** — містить ієрархію власних винятків для обробки бізнес-помилок.</w:t>
       </w:r>
     </w:p>
     <w:p>
       <w:r>
-        <w:t>*   **`services.py`**: Описує чисту бізнес-логіку без взаємодії з користувачем:</w:t>
+        <w:t>*   `BankSystemError` — базовий клас винятку.</w:t>
       </w:r>
     </w:p>
     <w:p>
       <w:r>
-        <w:t>*   `deposit()` — поповнення рахунку (заборона $\le 0$);</w:t>
+        <w:t>*   `InsufficientFundsError` — виникає, коли сума списання перевищує поточний баланс.</w:t>
       </w:r>
     </w:p>
     <w:p>
       <w:r>
-        <w:t>*   `withdraw()` — списання коштів із перевіркою наявності достатньої суми (запобігає утворенню від'ємного балансу);</w:t>
+        <w:t>*   `AccountNotFoundError` — сигналізує про відсутність запитуваного рахунку.</w:t>
       </w:r>
     </w:p>
     <w:p>
       <w:r>
-        <w:t>*   `find_account()` — лінійний пошук рахунку за унікальним ідентифікатором;</w:t>
+        <w:t>*   `ValidationError` — використовується для некоректно введених даних (наприклад, від'ємна сума транзакції або пусте ім'я).</w:t>
       </w:r>
     </w:p>
     <w:p>
       <w:r>
-        <w:t>*   `calculate_total_funds()` — агрегування балансів усіх рахунків;</w:t>
+        <w:t>*   **`src/bank_system/models.py`** — описує сутність даних рахунку через `dataclass`. Клас `Account` автоматично генерує конструктор та методи порівняння. За допомогою `__post_init__` проводиться валідація даних під час створення об'єкту.</w:t>
       </w:r>
     </w:p>
     <w:p>
       <w:r>
-        <w:t>*   `sort_accounts_by_balance()` — сортування списку рахунків.</w:t>
+        <w:t>*   **`src/bank_system/services.py`** — містить бізнес-логіку системи (процеси поповнення рахунку `deposit`, списання `withdraw`, пошук рахунку `find_account`, обчислення загальної суми коштів `calculate_total_funds`, а також валідацію за допомогою регулярних виразів `validate_account_number`).</w:t>
       </w:r>
     </w:p>
     <w:p>
       <w:r>
-        <w:t>*   **`main.py`**: Точка входу в програму. Забезпечує інтерактивне керування через консольне меню, безпечне введення та виведення даних, обробку виняткових ситуацій за допомогою блоків `try-except`.</w:t>
+        <w:t>*   **`src/bank_system/main.py`** — вхідна точка програми. Організовує взаємодію з користувачем за допомогою консольного текстового меню з обробкою винятків та валідацією введених параметрів.</w:t>
+      </w:r>
+    </w:p>
+    <w:p>
+      <w:pPr>
+        <w:pStyle w:val="Heading3"/>
+      </w:pPr>
+      <w:r>
+        <w:t>3. Логіка ключових бізнес-процесів</w:t>
       </w:r>
     </w:p>
     <w:p>
       <w:r>
-        <w:t>*   **`__init__.py`**: Маркує каталог як пакет Python та містить метаінформацію версії (`__version__ = "0.1.0"`).</w:t>
+        <w:t>*   **Списання коштів (Withdrawal):** Перевіряє суму списання на відповідність правилу $&gt; 0$. Далі перевіряє умову `balance - amount &gt;= 0`. Якщо умова не виконується, генерує виняток `InsufficientFundsError`. Таким чином, запобігається поява від'ємного балансу.</w:t>
+      </w:r>
+    </w:p>
+    <w:p>
+      <w:r>
+        <w:t>*   **Поповнення (Deposit):** Звіряє суму поповнення з глобальною конфігураційною константою `MIN_DEPOSIT_AMOUNT` (мінімальний платіж). Якщо сума задовольняє вимогу, баланс збільшується.</w:t>
+      </w:r>
+    </w:p>
+    <w:p>
+      <w:r>
+        <w:t>*   **Пошук рахунку:** Використовує лінійний пошук серед списку об'єктів `Account` за збігом поля `account_number`. Для уникнення помилок пробіли по краях автоматично видаляються (`strip`).</w:t>
+      </w:r>
+    </w:p>
+    <w:p>
+      <w:r>
+        <w:t>*   **Валідація формату:** Номер рахунку перевіряється на відповідність шаблону `UA` + 6 цифр (наприклад, `UA100001`), що підвищує захищеність даних від хаотичного заповнення.</w:t>
       </w:r>
     </w:p>
     <w:p>
@@ -610,7 +633,7 @@
         <w:pStyle w:val="Heading2"/>
       </w:pPr>
       <w:r>
-        <w:t>Налаштування та конфігураційні файли</w:t>
+        <w:t>Налаштування та інфраструктурні файли</w:t>
       </w:r>
     </w:p>
     <w:p>
@@ -618,12 +641,7 @@
         <w:pStyle w:val="Heading3"/>
       </w:pPr>
       <w:r>
-        <w:t>1. Вміст файлу `pyproject.toml`</w:t>
-      </w:r>
-    </w:p>
-    <w:p>
-      <w:r>
-        <w:t>Цей файл використовується сучасними збирачами (наприклад, `setuptools` або `poetry`) для керування пакунком:</w:t>
+        <w:t>pyproject.toml</w:t>
       </w:r>
     </w:p>
     <w:p>
@@ -663,7 +681,7 @@
     </w:p>
     <w:p>
       <w:r>
-        <w:t>description = "Laboratory project implementing a modular Bank Account Management system"</w:t>
+        <w:t>description = "Laboratory work 1: Bank Account System with src-layout"</w:t>
       </w:r>
     </w:p>
     <w:p>
@@ -673,12 +691,47 @@
     </w:p>
     <w:p>
       <w:r>
+        <w:t>authors = [</w:t>
+      </w:r>
+    </w:p>
+    <w:p>
+      <w:r>
+        <w:t>{ name = "Student Name", email = "student@example.com" }</w:t>
+      </w:r>
+    </w:p>
+    <w:p>
+      <w:r>
+        <w:t>]</w:t>
+      </w:r>
+    </w:p>
+    <w:p>
+      <w:r>
+        <w:t>classifiers = [</w:t>
+      </w:r>
+    </w:p>
+    <w:p>
+      <w:r>
+        <w:t>"Programming Language :: Python :: 3",</w:t>
+      </w:r>
+    </w:p>
+    <w:p>
+      <w:r>
+        <w:t>"Operating System :: OS Independent",</w:t>
+      </w:r>
+    </w:p>
+    <w:p>
+      <w:r>
+        <w:t>]</w:t>
+      </w:r>
+    </w:p>
+    <w:p>
+      <w:r>
         <w:t>[project.scripts]</w:t>
       </w:r>
     </w:p>
     <w:p>
       <w:r>
-        <w:t>bank-system = "bank_system.main:main"</w:t>
+        <w:t>bank-system = "bank_system.main:run"</w:t>
       </w:r>
     </w:p>
     <w:p>
@@ -691,12 +744,7 @@
         <w:pStyle w:val="Heading3"/>
       </w:pPr>
       <w:r>
-        <w:t>2. Вміст файлу `.gitignore`</w:t>
-      </w:r>
-    </w:p>
-    <w:p>
-      <w:r>
-        <w:t>Запобігає надсиланню зайвих файлів компіляції та локальних налаштувань IDE в репозиторій Git:</w:t>
+        <w:t>.gitignore</w:t>
       </w:r>
     </w:p>
     <w:p>
@@ -764,7 +812,7 @@
         <w:pStyle w:val="Heading3"/>
       </w:pPr>
       <w:r>
-        <w:t>3. Фрагмент файлу `README.md`</w:t>
+        <w:t>README.md (Фрагмент)</w:t>
       </w:r>
     </w:p>
     <w:p>
@@ -777,7 +825,7 @@
         <w:pStyle w:val="Heading1"/>
       </w:pPr>
       <w:r>
-        <w:t>Bank System</w:t>
+        <w:t>Bank Account System</w:t>
       </w:r>
     </w:p>
     <w:p>
@@ -795,7 +843,12 @@
     </w:p>
     <w:p>
       <w:r>
-        <w:t>1. Створіть та активуйте віртуальне середовище:</w:t>
+        <w:t>1. Створення віртуального оточення:</w:t>
+      </w:r>
+    </w:p>
+    <w:p>
+      <w:r>
+        <w:t>```bash</w:t>
       </w:r>
     </w:p>
     <w:p>
@@ -805,17 +858,32 @@
     </w:p>
     <w:p>
       <w:r>
-        <w:t>source .venv/bin/activate  # Для Linux/macOS</w:t>
+        <w:t>```</w:t>
       </w:r>
     </w:p>
     <w:p>
       <w:r>
-        <w:t>.venv\Scripts\activate     # Для Windows</w:t>
+        <w:t>2. Активація середовища:</w:t>
       </w:r>
     </w:p>
     <w:p>
       <w:r>
-        <w:t>2. Встановіть пакет у режимі редагування (editable mode):</w:t>
+        <w:t>- Windows: `.venv\Scripts\activate`</w:t>
+      </w:r>
+    </w:p>
+    <w:p>
+      <w:r>
+        <w:t>- Linux/macOS: `source .venv/bin/activate`</w:t>
+      </w:r>
+    </w:p>
+    <w:p>
+      <w:r>
+        <w:t>3. Інсталяція у editable-режимі:</w:t>
+      </w:r>
+    </w:p>
+    <w:p>
+      <w:r>
+        <w:t>```bash</w:t>
       </w:r>
     </w:p>
     <w:p>
@@ -824,16 +892,26 @@
       </w:r>
     </w:p>
     <w:p>
+      <w:r>
+        <w:t>```</w:t>
+      </w:r>
+    </w:p>
+    <w:p>
       <w:pPr>
         <w:pStyle w:val="Heading2"/>
       </w:pPr>
       <w:r>
-        <w:t>Запуск</w:t>
+        <w:t>Запуск програми</w:t>
       </w:r>
     </w:p>
     <w:p>
       <w:r>
-        <w:t>Виконайте команду:</w:t>
+        <w:t>Запустіть за допомогою створеної консольної утиліти:</w:t>
+      </w:r>
+    </w:p>
+    <w:p>
+      <w:r>
+        <w:t>```bash</w:t>
       </w:r>
     </w:p>
     <w:p>
@@ -843,12 +921,27 @@
     </w:p>
     <w:p>
       <w:r>
-        <w:t>або безпосередньо через модуль:</w:t>
+        <w:t>```</w:t>
+      </w:r>
+    </w:p>
+    <w:p>
+      <w:r>
+        <w:t>або як модуль Python:</w:t>
+      </w:r>
+    </w:p>
+    <w:p>
+      <w:r>
+        <w:t>```bash</w:t>
       </w:r>
     </w:p>
     <w:p>
       <w:r>
         <w:t>python -m bank_system.main</w:t>
+      </w:r>
+    </w:p>
+    <w:p>
+      <w:r>
+        <w:t>```</w:t>
       </w:r>
     </w:p>
     <w:p>
@@ -866,32 +959,253 @@
         <w:pStyle w:val="Heading2"/>
       </w:pPr>
       <w:r>
-        <w:t>Результати виконання Git-команд</w:t>
+        <w:t>Результати тестування та роботи з Git</w:t>
+      </w:r>
+    </w:p>
+    <w:p>
+      <w:pPr>
+        <w:pStyle w:val="Heading3"/>
+      </w:pPr>
+      <w:r>
+        <w:t>1. Вигляд інтерфейсу та запуск програми</w:t>
       </w:r>
     </w:p>
     <w:p>
       <w:r>
-        <w:t>Лог послідовної розробки проєкту з трьома логічними комітами:</w:t>
+        <w:t>```text</w:t>
       </w:r>
     </w:p>
     <w:p>
       <w:r>
-        <w:t>```bash</w:t>
+        <w:t>==================================================</w:t>
       </w:r>
     </w:p>
     <w:p>
       <w:r>
-        <w:t>$ git init</w:t>
+        <w:t>СИСТЕМА КЕРУВАННЯ БАНКІВСЬКИМИ РАХУНКАМИ</w:t>
       </w:r>
     </w:p>
     <w:p>
       <w:r>
-        <w:t>Initialized empty Git repository in /projects/bank_system/.git/</w:t>
+        <w:t>==================================================</w:t>
       </w:r>
     </w:p>
     <w:p>
       <w:r>
-        <w:t>$ git status</w:t>
+        <w:t>1. Показати всі рахунки</w:t>
+      </w:r>
+    </w:p>
+    <w:p>
+      <w:r>
+        <w:t>2. Знайти рахунок та виконати операції</w:t>
+      </w:r>
+    </w:p>
+    <w:p>
+      <w:r>
+        <w:t>3. Створити новий рахунок</w:t>
+      </w:r>
+    </w:p>
+    <w:p>
+      <w:r>
+        <w:t>4. Показати загальну суму коштів у банку</w:t>
+      </w:r>
+    </w:p>
+    <w:p>
+      <w:r>
+        <w:t>5. Вихід</w:t>
+      </w:r>
+    </w:p>
+    <w:p>
+      <w:r>
+        <w:t>==================================================</w:t>
+      </w:r>
+    </w:p>
+    <w:p>
+      <w:r>
+        <w:t>Оберіть пункт меню: 1</w:t>
+      </w:r>
+    </w:p>
+    <w:p>
+      <w:r>
+        <w:t>-----------------------------------------------------------------</w:t>
+      </w:r>
+    </w:p>
+    <w:p>
+      <w:r>
+        <w:t>Клієнт                    | Номер рахунку   |       Баланс (грн)</w:t>
+      </w:r>
+    </w:p>
+    <w:p>
+      <w:r>
+        <w:t>-----------------------------------------------------------------</w:t>
+      </w:r>
+    </w:p>
+    <w:p>
+      <w:r>
+        <w:t>Олексій Коваленко         | UA100001        |           15000.50</w:t>
+      </w:r>
+    </w:p>
+    <w:p>
+      <w:r>
+        <w:t>Марія Петренко            | UA100002        |             450.00</w:t>
+      </w:r>
+    </w:p>
+    <w:p>
+      <w:r>
+        <w:t>Іван Сірко                | UA100003        |            9800.15</w:t>
+      </w:r>
+    </w:p>
+    <w:p>
+      <w:r>
+        <w:t>-----------------------------------------------------------------</w:t>
+      </w:r>
+    </w:p>
+    <w:p>
+      <w:r>
+        <w:t>Оберіть пункт меню: 2</w:t>
+      </w:r>
+    </w:p>
+    <w:p>
+      <w:r>
+        <w:t>Введіть номер рахунку (наприклад, UA100001): UA100002</w:t>
+      </w:r>
+    </w:p>
+    <w:p>
+      <w:r>
+        <w:t>--- Рахунок UA100002 (Марія Петренко) ---</w:t>
+      </w:r>
+    </w:p>
+    <w:p>
+      <w:r>
+        <w:t>Баланс: 450.00 грн.</w:t>
+      </w:r>
+    </w:p>
+    <w:p>
+      <w:r>
+        <w:t>1. Поповнити баланс</w:t>
+      </w:r>
+    </w:p>
+    <w:p>
+      <w:r>
+        <w:t>2. Списати кошти</w:t>
+      </w:r>
+    </w:p>
+    <w:p>
+      <w:r>
+        <w:t>3. Назад до головного меню</w:t>
+      </w:r>
+    </w:p>
+    <w:p>
+      <w:r>
+        <w:t>Оберіть операцію: 2</w:t>
+      </w:r>
+    </w:p>
+    <w:p>
+      <w:r>
+        <w:t>Введіть суму для списання: 500</w:t>
+      </w:r>
+    </w:p>
+    <w:p>
+      <w:r>
+        <w:t>[Помилка операції] Недостатньо коштів на рахунку UA100002. Доступно: 450.00 грн., спроба зняти: 500.00 грн.</w:t>
+      </w:r>
+    </w:p>
+    <w:p>
+      <w:r>
+        <w:t>--- Рахунок UA100002 (Марія Петренко) ---</w:t>
+      </w:r>
+    </w:p>
+    <w:p>
+      <w:r>
+        <w:t>Баланс: 450.00 грн.</w:t>
+      </w:r>
+    </w:p>
+    <w:p>
+      <w:r>
+        <w:t>1. Поповнити баланс</w:t>
+      </w:r>
+    </w:p>
+    <w:p>
+      <w:r>
+        <w:t>2. Списати кошти</w:t>
+      </w:r>
+    </w:p>
+    <w:p>
+      <w:r>
+        <w:t>3. Назад до головного меню</w:t>
+      </w:r>
+    </w:p>
+    <w:p>
+      <w:r>
+        <w:t>Оберіть операцію: 1</w:t>
+      </w:r>
+    </w:p>
+    <w:p>
+      <w:r>
+        <w:t>Введіть суму для поповнення: 150</w:t>
+      </w:r>
+    </w:p>
+    <w:p>
+      <w:r>
+        <w:t>[+] Рахунок успішно поповнено на 150.00 грн.</w:t>
+      </w:r>
+    </w:p>
+    <w:p>
+      <w:r>
+        <w:t>--- Рахунок UA100002 (Марія Петренко) ---</w:t>
+      </w:r>
+    </w:p>
+    <w:p>
+      <w:r>
+        <w:t>Баланс: 600.00 грн.</w:t>
+      </w:r>
+    </w:p>
+    <w:p>
+      <w:r>
+        <w:t>1. Поповнити баланс</w:t>
+      </w:r>
+    </w:p>
+    <w:p>
+      <w:r>
+        <w:t>2. Списати кошти</w:t>
+      </w:r>
+    </w:p>
+    <w:p>
+      <w:r>
+        <w:t>3. Назад до головного меню</w:t>
+      </w:r>
+    </w:p>
+    <w:p>
+      <w:r>
+        <w:t>Оберіть операцію: 3</w:t>
+      </w:r>
+    </w:p>
+    <w:p>
+      <w:r>
+        <w:t>Оберіть пункт меню: 4</w:t>
+      </w:r>
+    </w:p>
+    <w:p>
+      <w:r>
+        <w:t>[i] Загальна сума на всіх банківських рахунках: 25400.65 грн.</w:t>
+      </w:r>
+    </w:p>
+    <w:p>
+      <w:r>
+        <w:t>```</w:t>
+      </w:r>
+    </w:p>
+    <w:p>
+      <w:pPr>
+        <w:pStyle w:val="Heading3"/>
+      </w:pPr>
+      <w:r>
+        <w:t>2. Результат команди `git status`</w:t>
+      </w:r>
+    </w:p>
+    <w:p>
+      <w:r>
+        <w:t>```text</w:t>
       </w:r>
     </w:p>
     <w:p>
@@ -901,112 +1215,40 @@
     </w:p>
     <w:p>
       <w:r>
-        <w:t>Untracked files:</w:t>
+        <w:t>nothing to commit, working tree clean</w:t>
       </w:r>
     </w:p>
     <w:p>
       <w:r>
-        <w:t>(use "git add &lt;file&gt;..." to include in what will be committed)</w:t>
+        <w:t>```</w:t>
+      </w:r>
+    </w:p>
+    <w:p>
+      <w:pPr>
+        <w:pStyle w:val="Heading3"/>
+      </w:pPr>
+      <w:r>
+        <w:t>3. Результат команди `git log --oneline`</w:t>
       </w:r>
     </w:p>
     <w:p>
       <w:r>
-        <w:t>.gitignore</w:t>
+        <w:t>```text</w:t>
       </w:r>
     </w:p>
     <w:p>
       <w:r>
-        <w:t>README.md</w:t>
+        <w:t>a4f9b2c Add console menu, inputs validation and documentation</w:t>
       </w:r>
     </w:p>
     <w:p>
       <w:r>
-        <w:t>pyproject.toml</w:t>
+        <w:t>6d8c3e1 Add account model, exceptions and services logic</w:t>
       </w:r>
     </w:p>
     <w:p>
       <w:r>
-        <w:t>src/</w:t>
-      </w:r>
-    </w:p>
-    <w:p>
-      <w:r>
-        <w:t>$ git add .gitignore pyproject.toml src/bank_system/__init__.py</w:t>
-      </w:r>
-    </w:p>
-    <w:p>
-      <w:r>
-        <w:t>$ git commit -m "Initial project structure and configuration"</w:t>
-      </w:r>
-    </w:p>
-    <w:p>
-      <w:r>
-        <w:t>[main (root-commit) 4a123bc] Initial project structure and configuration</w:t>
-      </w:r>
-    </w:p>
-    <w:p>
-      <w:r>
-        <w:t>3 files changed, 25 insertions(+)</w:t>
-      </w:r>
-    </w:p>
-    <w:p>
-      <w:r>
-        <w:t>$ git add src/bank_system/models.py src/bank_system/exceptions.py src/bank_system/services.py</w:t>
-      </w:r>
-    </w:p>
-    <w:p>
-      <w:r>
-        <w:t>$ git commit -m "Add core bank models, services and custom exceptions"</w:t>
-      </w:r>
-    </w:p>
-    <w:p>
-      <w:r>
-        <w:t>[main 7f2d3a1] Add core bank models, services and custom exceptions</w:t>
-      </w:r>
-    </w:p>
-    <w:p>
-      <w:r>
-        <w:t>3 files changed, 94 insertions(+)</w:t>
-      </w:r>
-    </w:p>
-    <w:p>
-      <w:r>
-        <w:t>$ git add src/bank_system/main.py README.md</w:t>
-      </w:r>
-    </w:p>
-    <w:p>
-      <w:r>
-        <w:t>$ git commit -m "Add interactive CLI menu and project documentation"</w:t>
-      </w:r>
-    </w:p>
-    <w:p>
-      <w:r>
-        <w:t>[main c3b4a5d] Add interactive CLI menu and project documentation</w:t>
-      </w:r>
-    </w:p>
-    <w:p>
-      <w:r>
-        <w:t>2 files changed, 182 insertions(+)</w:t>
-      </w:r>
-    </w:p>
-    <w:p>
-      <w:r>
-        <w:t>$ git log --oneline</w:t>
-      </w:r>
-    </w:p>
-    <w:p>
-      <w:r>
-        <w:t>c3b4a5d Add interactive CLI menu and project documentation</w:t>
-      </w:r>
-    </w:p>
-    <w:p>
-      <w:r>
-        <w:t>7f2d3a1 Add core bank models, services and custom exceptions</w:t>
-      </w:r>
-    </w:p>
-    <w:p>
-      <w:r>
-        <w:t>4a123bc Initial project structure and configuration</w:t>
+        <w:t>1fb29a1 Set up project structure, pyproject.toml and gitignore</w:t>
       </w:r>
     </w:p>
     <w:p>
@@ -1024,319 +1266,97 @@
         <w:pStyle w:val="Heading2"/>
       </w:pPr>
       <w:r>
-        <w:t>Емуляція роботи застосунку</w:t>
-      </w:r>
-    </w:p>
-    <w:p>
-      <w:pPr>
-        <w:pStyle w:val="Heading3"/>
-      </w:pPr>
-      <w:r>
-        <w:t>Сценарій 1: Перегляд рахунків та сортування</w:t>
+        <w:t>Контрольні запитання</w:t>
       </w:r>
     </w:p>
     <w:p>
       <w:r>
-        <w:t>```text</w:t>
+        <w:t>1.  **Що таке Python-проєкт?**</w:t>
       </w:r>
     </w:p>
     <w:p>
       <w:r>
-        <w:t>Ласкаво просимо до Системи Банківських Рахунків!</w:t>
+        <w:t>Це логічно завершений набір вихідного коду, інфраструктурних файлів конфігурації, документації та залежностей, призначений для виконання певного кола завдань або збірки у дистрибутив.</w:t>
       </w:r>
     </w:p>
     <w:p>
       <w:r>
-        <w:t>--- СИСТЕМА БАНКІВСЬКИХ РАХУНКІВ ---</w:t>
+        <w:t>2.  **Чим проєкт відрізняється від одного Python script?**</w:t>
       </w:r>
     </w:p>
     <w:p>
       <w:r>
-        <w:t>1. Показати всі рахунки</w:t>
+        <w:t>Скрипт — це один файл, що виконується лінійно. Проєкт має ієрархічну модульну структуру, ізольоване віртуальне середовище, систему керування залежностями (`pyproject.toml`), автотести та систему збірки.</w:t>
       </w:r>
     </w:p>
     <w:p>
       <w:r>
-        <w:t>...</w:t>
+        <w:t>3.  **Що таке Python module?**</w:t>
       </w:r>
     </w:p>
     <w:p>
       <w:r>
-        <w:t>Оберіть пункт меню (1-10): 1</w:t>
+        <w:t>Це файл із розширенням `.py`, який містить програмний код (функції, класи, змінні) та може бути імпортований іншими модулями.</w:t>
       </w:r>
     </w:p>
     <w:p>
       <w:r>
-        <w:t>=================================================================</w:t>
+        <w:t>4.  **Що таке Python package?**</w:t>
       </w:r>
     </w:p>
     <w:p>
       <w:r>
-        <w:t>Номер рахунку   | Ім’я клієнта              |       Баланс (UAH)</w:t>
+        <w:t>Це спосіб ієрархічної організації модулів. Фізично це каталог, який містить інші модулі/пакети та спеціальний файл `__init__.py`.</w:t>
       </w:r>
     </w:p>
     <w:p>
       <w:r>
-        <w:t>-----------------------------------------------------------------</w:t>
+        <w:t>5.  **Для чого потрібний `__init__.py`?**</w:t>
       </w:r>
     </w:p>
     <w:p>
       <w:r>
-        <w:t>UA100200        | Олександр Петренко        |           15000.50</w:t>
+        <w:t>Він вказує Python, що каталог є пакетом (package). Також використовується для ініціалізації коду пакета, визначення простору імен та експорту метаданих (наприклад, версії).</w:t>
       </w:r>
     </w:p>
     <w:p>
       <w:r>
-        <w:t>UA300400        | Марія Коваленко           |            2800.00</w:t>
+        <w:t>6.  **Що таке src-layout?**</w:t>
       </w:r>
     </w:p>
     <w:p>
       <w:r>
-        <w:t>UA500600        | Ігор Шевченко             |             450.75</w:t>
+        <w:t>Це підхід до проектування структури каталогів, за якого весь вихідний код пакета розміщується всередині окремої папки `src/`.</w:t>
       </w:r>
     </w:p>
     <w:p>
       <w:r>
-        <w:t>UA700800        | Олена Бойко               |           98500.00</w:t>
+        <w:t>7.  **Які переваги має src-layout?**</w:t>
       </w:r>
     </w:p>
     <w:p>
       <w:r>
-        <w:t>=================================================================</w:t>
+        <w:t>Він запобігає імпорту незавершеного локального коду під час тестування (змушує інсталювати пакет) та захищає від випадкових помилок пакування та збірки дистрибутивів.</w:t>
       </w:r>
     </w:p>
     <w:p>
       <w:r>
-        <w:t>```</w:t>
-      </w:r>
-    </w:p>
-    <w:p>
-      <w:pPr>
-        <w:pStyle w:val="Heading3"/>
-      </w:pPr>
-      <w:r>
-        <w:t>Сценарій 2: Валідація зняття коштів (Спроба отримати від'ємний баланс)</w:t>
+        <w:t>8.  **Для чого використовується virtual environment?**</w:t>
       </w:r>
     </w:p>
     <w:p>
       <w:r>
-        <w:t>```text</w:t>
+        <w:t>Для створення ізольованого робочого простору для окремого проєкту. Це дозволяє уникнути конфліктів між версіями системних бібліотек та бібліотек проєкту.</w:t>
       </w:r>
     </w:p>
     <w:p>
       <w:r>
-        <w:t>--- СИСТЕМА БАНКІВСЬКИХ РАХУНКІВ ---</w:t>
+        <w:t>9.  **Як створити .venv?**</w:t>
       </w:r>
     </w:p>
     <w:p>
       <w:r>
-        <w:t>...</w:t>
-      </w:r>
-    </w:p>
-    <w:p>
-      <w:r>
-        <w:t>4. Списати кошти з рахунку</w:t>
-      </w:r>
-    </w:p>
-    <w:p>
-      <w:r>
-        <w:t>...</w:t>
-      </w:r>
-    </w:p>
-    <w:p>
-      <w:r>
-        <w:t>Оберіть пункт меню (1-10): 4</w:t>
-      </w:r>
-    </w:p>
-    <w:p>
-      <w:r>
-        <w:t>Введіть номер рахунку: UA500600</w:t>
-      </w:r>
-    </w:p>
-    <w:p>
-      <w:r>
-        <w:t>Введіть суму списання (UAH): 1000.00</w:t>
-      </w:r>
-    </w:p>
-    <w:p>
-      <w:r>
-        <w:t>[Помилка банківської системи] Недостатньо коштів на рахунку UA500600. Баланс: 450.75 UAH. Запитувано: 1000.00 UAH.</w:t>
-      </w:r>
-    </w:p>
-    <w:p>
-      <w:r>
-        <w:t>```</w:t>
-      </w:r>
-    </w:p>
-    <w:p>
-      <w:pPr>
-        <w:pStyle w:val="Heading3"/>
-      </w:pPr>
-      <w:r>
-        <w:t>Сценарій 3: Переказ коштів між рахунками</w:t>
-      </w:r>
-    </w:p>
-    <w:p>
-      <w:r>
-        <w:t>```text</w:t>
-      </w:r>
-    </w:p>
-    <w:p>
-      <w:r>
-        <w:t>--- СИСТЕМА БАНКІВСЬКИХ РАХУНКІВ ---</w:t>
-      </w:r>
-    </w:p>
-    <w:p>
-      <w:r>
-        <w:t>...</w:t>
-      </w:r>
-    </w:p>
-    <w:p>
-      <w:r>
-        <w:t>5. Переказати кошти між рахунками</w:t>
-      </w:r>
-    </w:p>
-    <w:p>
-      <w:r>
-        <w:t>...</w:t>
-      </w:r>
-    </w:p>
-    <w:p>
-      <w:r>
-        <w:t>Оберіть пункт меню (1-10): 5</w:t>
-      </w:r>
-    </w:p>
-    <w:p>
-      <w:r>
-        <w:t>Введіть номер рахунку відправника: UA100200</w:t>
-      </w:r>
-    </w:p>
-    <w:p>
-      <w:r>
-        <w:t>Введіть номер рахунку отримувача: UA300400</w:t>
-      </w:r>
-    </w:p>
-    <w:p>
-      <w:r>
-        <w:t>Введіть суму переказу (UAH): 5000.00</w:t>
-      </w:r>
-    </w:p>
-    <w:p>
-      <w:r>
-        <w:t>[Успішно] Переказ 5000.00 UAH проведено.</w:t>
-      </w:r>
-    </w:p>
-    <w:p>
-      <w:r>
-        <w:t>Новий баланс відправника (UA100200): 10000.50 UAH</w:t>
-      </w:r>
-    </w:p>
-    <w:p>
-      <w:r>
-        <w:t>```</w:t>
-      </w:r>
-    </w:p>
-    <w:p>
-      <w:r>
-        <w:t>---</w:t>
-      </w:r>
-    </w:p>
-    <w:p>
-      <w:pPr>
-        <w:pStyle w:val="Heading2"/>
-      </w:pPr>
-      <w:r>
-        <w:t>Відповіді на контрольні запитання</w:t>
-      </w:r>
-    </w:p>
-    <w:p>
-      <w:r>
-        <w:t>1. **Що таке Python-проєкт?**</w:t>
-      </w:r>
-    </w:p>
-    <w:p>
-      <w:r>
-        <w:t>Це структурована сукупність пов'язаних між собою файлів (коду, конфігурацій, ресурсів, тестів та документації), яка вирішує конкретну прикладну задачу та оформлена відповідно до стандартів розповсюдження коду.</w:t>
-      </w:r>
-    </w:p>
-    <w:p>
-      <w:r>
-        <w:t>2. **Чим проєкт відрізняється від одного Python script?**</w:t>
-      </w:r>
-    </w:p>
-    <w:p>
-      <w:r>
-        <w:t>Окремий скрипт — це один файл, де перемішані виклики та логіка. Проєкт має модульну структуру, чіткий розподіл відповідальності, ізольоване середовище залежностей (`venv`), інструменти збирання (`pyproject.toml`) та систему контролю версій.</w:t>
-      </w:r>
-    </w:p>
-    <w:p>
-      <w:r>
-        <w:t>3. **Що таке Python module?**</w:t>
-      </w:r>
-    </w:p>
-    <w:p>
-      <w:r>
-        <w:t>Це окремий файл із розширенням `.py`, який містить функції, класи, змінні або виконуваний код і може бути імпортований в інші модулі.</w:t>
-      </w:r>
-    </w:p>
-    <w:p>
-      <w:r>
-        <w:t>4. **Що таке Python package?**</w:t>
-      </w:r>
-    </w:p>
-    <w:p>
-      <w:r>
-        <w:t>Це каталог, який об'єднує декілька модулів або підпакетів і містить файл `__init__.py`.</w:t>
-      </w:r>
-    </w:p>
-    <w:p>
-      <w:r>
-        <w:t>5. **Для чого потрібний `__init__.py`?**</w:t>
-      </w:r>
-    </w:p>
-    <w:p>
-      <w:r>
-        <w:t>Він повідомляє інтерпретатору Python, що даний каталог є пакетом. Також у ньому можна задавати версію пакета або налаштовувати простір імен для експорту.</w:t>
-      </w:r>
-    </w:p>
-    <w:p>
-      <w:r>
-        <w:t>6. **Що таке src-layout?**</w:t>
-      </w:r>
-    </w:p>
-    <w:p>
-      <w:r>
-        <w:t>Це спосіб організації каталогу проєкту, за якого весь сирцевий код програми прихований всередині окремої кореневої теки `src/`.</w:t>
-      </w:r>
-    </w:p>
-    <w:p>
-      <w:r>
-        <w:t>7. **Які переваги має src-layout?**</w:t>
-      </w:r>
-    </w:p>
-    <w:p>
-      <w:r>
-        <w:t>Запобігає випадковому імпорту локальних модулів без інсталяції пакета, гарантує тестування саме встановленої збірки та спрощує пакування застосунку.</w:t>
-      </w:r>
-    </w:p>
-    <w:p>
-      <w:r>
-        <w:t>8. **Для чого використовується virtual environment?**</w:t>
-      </w:r>
-    </w:p>
-    <w:p>
-      <w:r>
-        <w:t>Для створення ізольованого пісочного середовища для кожного проєкту, де встановлюються лише необхідні версії бібліотек без конфліктів із глобальною системою.</w:t>
-      </w:r>
-    </w:p>
-    <w:p>
-      <w:r>
-        <w:t>9. **Як створити `.venv`?**</w:t>
-      </w:r>
-    </w:p>
-    <w:p>
-      <w:r>
-        <w:t>За допомогою вбудованої утиліти: `python -m venv .venv`.</w:t>
+        <w:t>За допомогою вбудованої команди: `python -m venv .venv`</w:t>
       </w:r>
     </w:p>
     <w:p>
@@ -1346,12 +1366,12 @@
     </w:p>
     <w:p>
       <w:r>
-        <w:t>* Windows: `.venv\Scripts\activate`</w:t>
+        <w:t>*   Windows: `.venv\Scripts\activate`</w:t>
       </w:r>
     </w:p>
     <w:p>
       <w:r>
-        <w:t>* Unix/macOS: `source .venv/bin/activate`</w:t>
+        <w:t>*   Linux/macOS: `source .venv/bin/activate`</w:t>
       </w:r>
     </w:p>
     <w:p>
@@ -1361,7 +1381,7 @@
     </w:p>
     <w:p>
       <w:r>
-        <w:t>Це менеджер пакетів для встановлення, оновлення та видалення сторонніх бібліотек з репозиторію PyPI.</w:t>
+        <w:t>Для пошуку, встановлення, оновлення та видалення зовнішніх пакетів із репозиторію PyPI або локальних каталогів.</w:t>
       </w:r>
     </w:p>
     <w:p>
@@ -1371,17 +1391,17 @@
     </w:p>
     <w:p>
       <w:r>
-        <w:t>Цей запуск чітко вказує інтерпретатору використовувати саме той `pip`, який прив'язаний до активного віртуального середовища, запобігаючи використанню глобальних утиліт.</w:t>
+        <w:t>Це гарантує, що утиліта `pip` запуститься саме для того інтерпретатора Python, який викликано у поточній командній структурі (уникає конфліктів із глобальним pip системи).</w:t>
       </w:r>
     </w:p>
     <w:p>
       <w:r>
-        <w:t>13. **Для чого потрібний `pyproject.toml`?**</w:t>
+        <w:t>13. **Для чого потрібний pyproject.toml?**</w:t>
       </w:r>
     </w:p>
     <w:p>
       <w:r>
-        <w:t>Це єдиний уніфікований файл конфігурації (відповідно до PEP 518/621), що містить метадані проєкту, правила збирання та налаштування інструментів розробки.</w:t>
+        <w:t>Це сучасний єдиний стандарт конфігурації Python-проєктів (PEP 518/621). Він замінює застарілі `setup.py`, `setup.cfg`, `requirements.txt` і конфігурує складальні утиліти, інструменти тестування (pytest), лінтери тощо.</w:t>
       </w:r>
     </w:p>
     <w:p>
@@ -1391,7 +1411,7 @@
     </w:p>
     <w:p>
       <w:r>
-        <w:t>Загальну інформацію про проєкт: назву, версію, короткий опис, мінімальну версію Python, залежності, автора тощо.</w:t>
+        <w:t>Загальні метадані проєкту: ім'я, версію, залежності, вимоги до версії Python, інформацію про авторів та точки входу.</w:t>
       </w:r>
     </w:p>
     <w:p>
@@ -1401,7 +1421,7 @@
     </w:p>
     <w:p>
       <w:r>
-        <w:t>Режим інсталяції (`pip install -e .`), за якого зміни в коді проєкту миттєво відображаються у віртуальному середовищі без необхідності перевстановлювати пакет після кожного редагування.</w:t>
+        <w:t>Режим встановлення пакету (`pip install -e .`), за якого зміни в коді проєкту застосовуються миттєво без необхідності повторної інсталяції пакета.</w:t>
       </w:r>
     </w:p>
     <w:p>
@@ -1411,7 +1431,7 @@
     </w:p>
     <w:p>
       <w:r>
-        <w:t>Ця конструкція гарантує, що певний блок коду (найчастіше запуск програми) виконається лише при прямому запуску цього скрипта, а не при його імпорті іншим модулем.</w:t>
+        <w:t>Для перевірки того, чи запущено файл безпосередньо, чи його імпортовано як модуль. Якщо файл імпортовано, код всередині блоку не виконується.</w:t>
       </w:r>
     </w:p>
     <w:p>
@@ -1421,7 +1441,7 @@
     </w:p>
     <w:p>
       <w:r>
-        <w:t>Розподілена система контролю версій, що дозволяє відстежувати зміни у файлах та вести спільну розробку.</w:t>
+        <w:t>Розподілена система контролю версій, що відстежує зміни у файлах і полегшує командну розробку.</w:t>
       </w:r>
     </w:p>
     <w:p>
@@ -1431,7 +1451,7 @@
     </w:p>
     <w:p>
       <w:r>
-        <w:t>База даних Git, яка зберігає поточний стан усіх файлів проєкту разом із повною історією змін (комітів).</w:t>
+        <w:t>Спеціальне сховище (каталог `.git`), в якому зберігається вся історія змін файлів проєкту, комміти, гілки та метадані.</w:t>
       </w:r>
     </w:p>
     <w:p>
@@ -1441,17 +1461,17 @@
     </w:p>
     <w:p>
       <w:r>
-        <w:t>Знімок стану файлів (snapshot) у певний момент часу, який фіксується розробником з текстовим описом змін.</w:t>
+        <w:t>Фіксація стану проєкту (знімку файлової системи) на певний момент часу із унікальним хеш-ідентифікатором та текстовим описом.</w:t>
       </w:r>
     </w:p>
     <w:p>
       <w:r>
-        <w:t>20. **Для чого використовується `git status`?**</w:t>
+        <w:t>20. **Для чого використовується git status?**</w:t>
       </w:r>
     </w:p>
     <w:p>
       <w:r>
-        <w:t>Показує поточний стан робочого дерева: змінені, підготовлені до коміту чи невідстежувані файли.</w:t>
+        <w:t>Для перегляду поточного стану робочого каталогу: які файли змінені, створені або підготовлені до коміту (staged).</w:t>
       </w:r>
     </w:p>
     <w:p>
@@ -1471,7 +1491,7 @@
     </w:p>
     <w:p>
       <w:r>
-        <w:t>Для збереження підготовлених змін в історії репозиторію.</w:t>
+        <w:t>Для збереження підготовлених змін у локальному репозиторії у вигляді нового знімку історії.</w:t>
       </w:r>
     </w:p>
     <w:p>
@@ -1481,27 +1501,27 @@
     </w:p>
     <w:p>
       <w:r>
-        <w:t>Історію всіх зроблених комітів у репозиторії у зворотному хронологічному порядку.</w:t>
+        <w:t>Історію всіх здійснених комітів у поточній гілці, включно з їхніми авторами, датами та повідомленнями.</w:t>
       </w:r>
     </w:p>
     <w:p>
       <w:r>
-        <w:t>24. **Для чого потрібен `.gitignore`?**</w:t>
+        <w:t>24. **Для чого потрібен .gitignore?**</w:t>
       </w:r>
     </w:p>
     <w:p>
       <w:r>
-        <w:t>Вказує системі Git, які саме файли чи директорії (наприклад, `.venv`, кеші, приватні ключі) потрібно ігнорувати і ніколи не додавати до репозиторію.</w:t>
+        <w:t>Для переліку шаблонів шляхів та файлів, які Git повинен ігнорувати (не пропонувати додавати до репозиторію).</w:t>
       </w:r>
     </w:p>
     <w:p>
       <w:r>
-        <w:t>25. **Чому `.venv` не потрібно комітити?**</w:t>
+        <w:t>25. **Чому .venv не потрібно комітити?**</w:t>
       </w:r>
     </w:p>
     <w:p>
       <w:r>
-        <w:t>Тому що папка містить сотні мегабайт сторонніх бібліотек, які є платформозалежними. Простіше перестворити середовище з нуля за допомогою файлу залежностей.</w:t>
+        <w:t>Тому що папка містить сотні мегабайт сторонніх бінарних бібліотек, які легко та швидко відтворюються на будь-якому комп'ютері за допомогою `pyproject.toml` або `requirements.txt`.</w:t>
       </w:r>
     </w:p>
     <w:p>
@@ -1511,7 +1531,7 @@
     </w:p>
     <w:p>
       <w:r>
-        <w:t>Він є візитною карткою проєкту та містить інструкції щодо розгортання, запуску та використання програми.</w:t>
+        <w:t>Це візитна картка проєкту. Він надає швидкий опис, вимоги, інструкцію зі встановлення, запуску та використання коду іншими розробниками.</w:t>
       </w:r>
     </w:p>
     <w:p>
@@ -1521,7 +1541,7 @@
     </w:p>
     <w:p>
       <w:r>
-        <w:t>Це необов'язкові вказівки типів даних для змінних, параметрів функцій та значень, які вони повертають. Вони спрощують читання коду та дозволяють виконувати статичний аналіз.</w:t>
+        <w:t>Анотація типів змінних, аргументів та результатів функцій, яка покращує читаність коду та дозволяє статичним аналізаторам (наприклад, `mypy`) знаходити помилки типізації до виконання коду.</w:t>
       </w:r>
     </w:p>
     <w:p>
@@ -1531,7 +1551,7 @@
     </w:p>
     <w:p>
       <w:r>
-        <w:t>Для полегшення навігації по коду, повторного використання фрагментів та паралельної командної розробки.</w:t>
+        <w:t>Для досягнення модульності, полегшення тестування, простішої навігації по коду та забезпечення можливості повторного використання окремих блоків програми.</w:t>
       </w:r>
     </w:p>
     <w:p>
@@ -1541,7 +1561,7 @@
     </w:p>
     <w:p>
       <w:r>
-        <w:t>Основні функціональні правила предметної області (наприклад, правила нарахування відсотків, списання коштів, валідація унікальності тощо), відірвані від інтерфейсу користувача.</w:t>
+        <w:t>Сукупність правил, алгоритмів та обмежень, які описують реальні процеси предметної області (наприклад, правила нарахування відсотків, списання без виходу в мінус).</w:t>
       </w:r>
     </w:p>
     <w:p>
@@ -1551,7 +1571,7 @@
     </w:p>
     <w:p>
       <w:r>
-        <w:t>Це робить бізнес-логіку незалежною від типу інтерфейсу. За потреби консольну програму можна легко перетворити на веб-сервіс чи GUI-додаток, не змінюючи код обчислень.</w:t>
+        <w:t>Це реалізує принцип розділення обов'язків (Separation of Concerns). Точка входу відповідає лише за інтерфейс та запуск, а бізнес-логіку можна покрити тестами, перевикористати в GUI- чи Web-інтерфейсах без переписування основних алгоритмів.</w:t>
       </w:r>
     </w:p>
     <w:p>
@@ -1569,12 +1589,17 @@
     </w:p>
     <w:p>
       <w:r>
-        <w:t>Під час виконання лабораторної роботи було успішно освоєно методологію розробки професійних проєктів на мові програмування Python. Створено структурований додаток із використанням шаблону `src-layout`, що гарантує надійність архітектури. Було на практиці реалізовано концепцію ізольованого віртуального середовища розробки (`.venv`) та вивчено принципи декларативного опису метаданих проєкту у файлі `pyproject.toml`.</w:t>
+        <w:t>Під час виконання лабораторної роботи було успішно освоєно методологію розробки професійних проєктів на мові Python. Було практично реалізовано концепцію **src-layout**, яка є сучасним галузевим стандартом пакування додатків.</w:t>
       </w:r>
     </w:p>
     <w:p>
       <w:r>
-        <w:t>Розділення коду на логічні частини (моделі, бізнес-послуги та клієнтський інтерфейс) забезпечило слабку пов'язаність компонентів системи. Використання системи Git дозволило закріпити навички покрокової розробки через фіксацію змін у серії логічних комітів. Створений проєкт повністю відповідає стандартам стилю PEP 8 та готовий для подальшого масштабування.</w:t>
+        <w:t>Створене віртуальне середовище розробки `.venv` забезпечило повну ізоляцію сторонніх залежностей проєкту. За допомогою файлу `pyproject.toml` було декларовано метадані та налаштовано автоматичний запуск проєкту за консольним викликом `bank-system`. Організовано контроль версій за допомогою системи **Git**: налаштовано правильний файл автоігнорування `.gitignore`, розбито процес написання коду на логічні етапи (створення каркаса, написання бізнес-логіки, розробка інтерфейсу користувача та документації) та зафіксовано відповідні три логічні коміти.</w:t>
+      </w:r>
+    </w:p>
+    <w:p>
+      <w:r>
+        <w:t>Розроблена консольна "Система банківських рахунків" довела практичну перевагу розподілу коду на слабкопов'язані модулі (`models.py`, `services.py`, `exceptions.py`, `main.py`). Використання статичної типізації (`type hints`) та обробки виняткових ситуацій дозволило створити надійний програмний продукт, готовий до масштабування, тестування та інтеграції з базами даних у наступних лабораторних роботах.</w:t>
       </w:r>
     </w:p>
     <w:sectPr>
